--- a/JES原著論文/査読コメントへのご回答.docx
+++ b/JES原著論文/査読コメントへのご回答.docx
@@ -91,7 +91,25 @@
         <w:t>ご指摘ありがとうございます。実験</w:t>
       </w:r>
       <w:r>
-        <w:t>2の目的および実験デザインの記述が不十分であり，読者に混乱を与えうる構成となっていた点について，重要な指摘であると認識しております。</w:t>
+        <w:t>2の目的および実験デザインの記述が不十分であり</w:t>
+      </w:r>
+      <w:r>
+        <w:rPr>
+          <w:rFonts w:hint="eastAsia"/>
+        </w:rPr>
+        <w:t>、</w:t>
+      </w:r>
+      <w:r>
+        <w:t>読者に混乱を与えうる構成となっていた点について</w:t>
+      </w:r>
+      <w:r>
+        <w:rPr>
+          <w:rFonts w:hint="eastAsia"/>
+        </w:rPr>
+        <w:t>、</w:t>
+      </w:r>
+      <w:r>
+        <w:t>重要な指摘であると認識しております。</w:t>
       </w:r>
     </w:p>
     <w:p/>
@@ -103,15 +121,69 @@
         <w:t>実験</w:t>
       </w:r>
       <w:r>
-        <w:t>2は，当初，姿勢条件（3体位）と反復回数（2セッション）を含む拡張的な実験デザインとして実施されました。しかし，本研究における実験2の主目的は，あくまで「仰臥位姿勢における短期間の反復試行（短期的習熟）が操作パフォーマンスに与える影響を検証すること」にあります。</w:t>
-      </w:r>
-    </w:p>
-    <w:p>
-      <w:r>
-        <w:rPr>
-          <w:rFonts w:hint="eastAsia"/>
-        </w:rPr>
-        <w:t>この点が本文中で十分に明確化されておらず，姿勢×反復回数の交互作用を主軸とした実験であるかのような誤解を招いていたことを反省しております。</w:t>
+        <w:t>2は</w:t>
+      </w:r>
+      <w:r>
+        <w:rPr>
+          <w:rFonts w:hint="eastAsia"/>
+        </w:rPr>
+        <w:t>、</w:t>
+      </w:r>
+      <w:r>
+        <w:t>当初</w:t>
+      </w:r>
+      <w:r>
+        <w:rPr>
+          <w:rFonts w:hint="eastAsia"/>
+        </w:rPr>
+        <w:t>、</w:t>
+      </w:r>
+      <w:r>
+        <w:t>姿勢条件（3体位）と反復回数（2セッション）を含む拡張的な実験デザインとして実施されました。しかし</w:t>
+      </w:r>
+      <w:r>
+        <w:rPr>
+          <w:rFonts w:hint="eastAsia"/>
+        </w:rPr>
+        <w:t>、</w:t>
+      </w:r>
+      <w:r>
+        <w:t>本研究における実験2の主目的は</w:t>
+      </w:r>
+      <w:r>
+        <w:rPr>
+          <w:rFonts w:hint="eastAsia"/>
+        </w:rPr>
+        <w:t>、</w:t>
+      </w:r>
+      <w:r>
+        <w:t>あくまで「仰臥位姿勢における短期間の反復試行（短期的習熟）が操作パフォーマンスに与える影響を検証すること」にあります。</w:t>
+      </w:r>
+    </w:p>
+    <w:p>
+      <w:r>
+        <w:rPr>
+          <w:rFonts w:hint="eastAsia"/>
+        </w:rPr>
+        <w:t>この点が本文中で十分に明確化されておらず</w:t>
+      </w:r>
+      <w:r>
+        <w:rPr>
+          <w:rFonts w:hint="eastAsia"/>
+        </w:rPr>
+        <w:t>、</w:t>
+      </w:r>
+      <w:r>
+        <w:rPr>
+          <w:rFonts w:hint="eastAsia"/>
+        </w:rPr>
+        <w:t>姿勢×反復回数の交互作用を主軸とした実験であるかのような誤解を招いてい</w:t>
+      </w:r>
+      <w:r>
+        <w:rPr>
+          <w:rFonts w:hint="eastAsia"/>
+        </w:rPr>
+        <w:t>ました。</w:t>
       </w:r>
     </w:p>
     <w:p/>
@@ -123,57 +195,184 @@
         <w:t>実験</w:t>
       </w:r>
       <w:r>
-        <w:t>2では，実験1と同一のシステムおよびタスクを用いて実施したため，結果として反応時間などについても実験1と同様のデータが取得されています。</w:t>
-      </w:r>
-    </w:p>
-    <w:p>
-      <w:r>
-        <w:rPr>
-          <w:rFonts w:hint="eastAsia"/>
-        </w:rPr>
-        <w:t>しかしながら，実験</w:t>
-      </w:r>
-      <w:r>
-        <w:t>2の参加者13名のうち9名が実験1からの継続参加者であり，体位間比較や姿勢とセッション回数の交互作用を厳密に検証する実験条件は満たしていないと判断しました。</w:t>
-      </w:r>
-    </w:p>
-    <w:p>
-      <w:r>
-        <w:rPr>
-          <w:rFonts w:hint="eastAsia"/>
-        </w:rPr>
-        <w:t>このため，実験</w:t>
-      </w:r>
-      <w:r>
-        <w:t>2のデータを用いて体位間の再比較や交互作用分析を行うことは，学習効果や経験の影響を強く含む可能性があり，適切ではないと判断しました。</w:t>
-      </w:r>
-    </w:p>
-    <w:p/>
-    <w:p>
-      <w:r>
-        <w:rPr>
-          <w:rFonts w:hint="eastAsia"/>
-        </w:rPr>
-        <w:t>研究目的上，妥当な検証が可能な「仰臥位におけるセッション間（反復試行）の変化」に限定し，体位間の比較や交互作用に関する記述は行わない方針へと修正しました。</w:t>
-      </w:r>
-    </w:p>
-    <w:p/>
-    <w:p>
-      <w:r>
-        <w:rPr>
-          <w:rFonts w:hint="eastAsia"/>
-        </w:rPr>
-        <w:t>また，座位→半座位→仰臥位</w:t>
+        <w:t>2では</w:t>
+      </w:r>
+      <w:r>
+        <w:rPr>
+          <w:rFonts w:hint="eastAsia"/>
+        </w:rPr>
+        <w:t>、</w:t>
+      </w:r>
+      <w:r>
+        <w:t>実験1と同一のシステムおよびタスクを用いて実施したため</w:t>
+      </w:r>
+      <w:r>
+        <w:rPr>
+          <w:rFonts w:hint="eastAsia"/>
+        </w:rPr>
+        <w:t>、</w:t>
+      </w:r>
+      <w:r>
+        <w:t>結果として反応時間などについても実験1と同様のデータが取得されています。</w:t>
+      </w:r>
+    </w:p>
+    <w:p>
+      <w:r>
+        <w:rPr>
+          <w:rFonts w:hint="eastAsia"/>
+        </w:rPr>
+        <w:t>しかしながら</w:t>
+      </w:r>
+      <w:r>
+        <w:rPr>
+          <w:rFonts w:hint="eastAsia"/>
+        </w:rPr>
+        <w:t>、</w:t>
+      </w:r>
+      <w:r>
+        <w:rPr>
+          <w:rFonts w:hint="eastAsia"/>
+        </w:rPr>
+        <w:t>実験</w:t>
+      </w:r>
+      <w:r>
+        <w:t>2の参加者13名のうち9名が実験1からの継続参加者であり</w:t>
+      </w:r>
+      <w:r>
+        <w:rPr>
+          <w:rFonts w:hint="eastAsia"/>
+        </w:rPr>
+        <w:t>、</w:t>
+      </w:r>
+      <w:r>
+        <w:t>体位間比較や姿勢とセッション回数の交互作用を厳密に検証する実験条件は満たしていないと判断しました。</w:t>
+      </w:r>
+    </w:p>
+    <w:p>
+      <w:r>
+        <w:rPr>
+          <w:rFonts w:hint="eastAsia"/>
+        </w:rPr>
+        <w:t>このため</w:t>
+      </w:r>
+      <w:r>
+        <w:rPr>
+          <w:rFonts w:hint="eastAsia"/>
+        </w:rPr>
+        <w:t>、</w:t>
+      </w:r>
+      <w:r>
+        <w:rPr>
+          <w:rFonts w:hint="eastAsia"/>
+        </w:rPr>
+        <w:t>実験</w:t>
+      </w:r>
+      <w:r>
+        <w:t>2のデータを用いて体位間の再比較や交互作用分析を行うことは</w:t>
+      </w:r>
+      <w:r>
+        <w:rPr>
+          <w:rFonts w:hint="eastAsia"/>
+        </w:rPr>
+        <w:t>、</w:t>
+      </w:r>
+      <w:r>
+        <w:t>学習効果や経験の影響を含む可能性があり</w:t>
+      </w:r>
+      <w:r>
+        <w:rPr>
+          <w:rFonts w:hint="eastAsia"/>
+        </w:rPr>
+        <w:t>、</w:t>
+      </w:r>
+      <w:r>
+        <w:t>適切ではないと判断しました。</w:t>
+      </w:r>
+    </w:p>
+    <w:p/>
+    <w:p>
+      <w:r>
+        <w:rPr>
+          <w:rFonts w:hint="eastAsia"/>
+        </w:rPr>
+        <w:t>研究目的上</w:t>
+      </w:r>
+      <w:r>
+        <w:rPr>
+          <w:rFonts w:hint="eastAsia"/>
+        </w:rPr>
+        <w:t>、</w:t>
+      </w:r>
+      <w:r>
+        <w:rPr>
+          <w:rFonts w:hint="eastAsia"/>
+        </w:rPr>
+        <w:t>妥当な検証が可能な「仰臥位におけるセッション間（反復試行）の変化」に限定し</w:t>
+      </w:r>
+      <w:r>
+        <w:rPr>
+          <w:rFonts w:hint="eastAsia"/>
+        </w:rPr>
+        <w:t>、</w:t>
+      </w:r>
+      <w:r>
+        <w:rPr>
+          <w:rFonts w:hint="eastAsia"/>
+        </w:rPr>
+        <w:t>体位間の比較や交互作用に関する記述は行わない方針へと修正しました。</w:t>
+      </w:r>
+    </w:p>
+    <w:p/>
+    <w:p>
+      <w:pPr>
+        <w:rPr>
+          <w:rFonts w:hint="eastAsia"/>
+        </w:rPr>
+      </w:pPr>
+      <w:r>
+        <w:rPr>
+          <w:rFonts w:hint="eastAsia"/>
+        </w:rPr>
+        <w:t>また</w:t>
+      </w:r>
+      <w:r>
+        <w:rPr>
+          <w:rFonts w:hint="eastAsia"/>
+        </w:rPr>
+        <w:t>、</w:t>
+      </w:r>
+      <w:r>
+        <w:rPr>
+          <w:rFonts w:hint="eastAsia"/>
+        </w:rPr>
+        <w:t>座位→半座位→仰臥位</w:t>
       </w:r>
       <w:r>
         <w:t>(セッション１)→仰臥位(セッション２)と3体位全てを実施した点については、実験1では取得していなかった頭部回転量を新たな評価指標として導</w:t>
       </w:r>
       <w:r>
         <w:lastRenderedPageBreak/>
-        <w:t>入し，姿勢条件ごとの身体的制約の違いを補足的に把握することと位置づけました。本文中では，この点を「実験2の副次的目的」として明示し，主目的である短期的習熟の検証と区別するよう構成を全面的に見直しています。</w:t>
-      </w:r>
-    </w:p>
-    <w:p/>
+        <w:t>入し</w:t>
+      </w:r>
+      <w:r>
+        <w:rPr>
+          <w:rFonts w:hint="eastAsia"/>
+        </w:rPr>
+        <w:t>、</w:t>
+      </w:r>
+      <w:r>
+        <w:t>姿勢条件ごとの身体的制約の違いを補足的に把握することと位置づけました。本文中では</w:t>
+      </w:r>
+      <w:r>
+        <w:rPr>
+          <w:rFonts w:hint="eastAsia"/>
+        </w:rPr>
+        <w:t>、</w:t>
+      </w:r>
+      <w:r>
+        <w:t>この点を「実験2の副次的目的」として明示し，主目的である短期的習熟の検証と区別するよう構成を全面的に見直しています。</w:t>
+      </w:r>
+    </w:p>
     <w:p>
       <w:r>
         <w:rPr>
@@ -232,7 +431,16 @@
         <w:t>実験</w:t>
       </w:r>
       <w:r>
-        <w:t>2では、実験1と同一のシステムおよびタスクを用いて実施したため、結果として反応時間等についても実験1と同様の形式のデータが取得されています。しかし、参加者には実験1からの継続参加者を含む構成となっていました。この点において、実験2の被験者構成は、体位間の独立した比較や実験1の再検証を行う前提条件を満たしていないと判断しました。</w:t>
+        <w:t>2では、実験1と同一のシステムおよびタスクを用いて実施したため、結果として反応時間等についても実験1と同様の形式のデータが取得されています。しかし、参加者には実験1からの継続参加者を含む構成となっていました。この点において、実験2の</w:t>
+      </w:r>
+      <w:r>
+        <w:rPr>
+          <w:rFonts w:hint="eastAsia"/>
+        </w:rPr>
+        <w:t>参加者</w:t>
+      </w:r>
+      <w:r>
+        <w:t>構成は、体位間の独立した比較や実験1の再検証を行う前提条件を満たしていないと判断しました。</w:t>
       </w:r>
     </w:p>
     <w:p/>
@@ -301,31 +509,164 @@
         <w:rPr>
           <w:rFonts w:hint="eastAsia"/>
         </w:rPr>
-        <w:t>ご指摘を踏まえ、本稿では研究背景および方法論的妥当性を補強する目的で、関連する先</w:t>
+        <w:t>ご指摘を踏まえ、本稿では研究背景および方法論的妥当性を補強する目的で、関連する先行研究および設計指針に関する文献の追加・整理を行いました。</w:t>
+      </w:r>
+    </w:p>
+    <w:p/>
+    <w:p>
+      <w:r>
+        <w:rPr>
+          <w:rFonts w:hint="eastAsia"/>
+        </w:rPr>
+        <w:t>まず、</w:t>
+      </w:r>
+      <w:r>
+        <w:t>VR 利用時の姿勢条件に関する既存研究の前提を明確化するため、</w:t>
+      </w:r>
+    </w:p>
+    <w:p>
+      <w:r>
+        <w:t>LaViola（2000）を新たに引用し、VR 酔いに関する包括的レビューにおいて、VR 利用者は通常「座位または立位」を前提として議論されていることを示す記述を追加しました。これにより、本研究が扱う仰臥位姿勢が、従来研究では十分に検討されてこなかった条件であることを明確化しています。</w:t>
+      </w:r>
+    </w:p>
+    <w:p>
+      <w:r>
+        <w:rPr>
+          <w:rFonts w:hint="eastAsia"/>
+        </w:rPr>
+        <w:t>（修正箇所：修正後原稿</w:t>
+      </w:r>
+      <w:r>
+        <w:t xml:space="preserve"> 1ページ 13–17行目）</w:t>
+      </w:r>
+    </w:p>
+    <w:p/>
+    <w:p>
+      <w:r>
+        <w:rPr>
+          <w:rFonts w:hint="eastAsia"/>
+        </w:rPr>
+        <w:t>次に、</w:t>
+      </w:r>
+      <w:r>
+        <w:t>VR 環境における身体的負荷や操作特性がパフォーマンスや VR 誘発症状に影響を及ぼす点について、Kourtesis et al.（2019）を引用し、反応時間や認知パフォーマンス、VRISE が身体条件や操作設計と密接に関係すること、ならびにVR 研究・アプリケーション設計において人間工学的配慮が不可欠であることを示す記述を追加しました。</w:t>
+      </w:r>
+    </w:p>
+    <w:p>
+      <w:r>
+        <w:rPr>
+          <w:rFonts w:hint="eastAsia"/>
+        </w:rPr>
+        <w:t>（修正箇所：修正後原稿</w:t>
+      </w:r>
+      <w:r>
+        <w:t xml:space="preserve"> 1ページ 17行目 </w:t>
+      </w:r>
+      <w:r>
+        <w:rPr>
+          <w:rFonts w:hint="eastAsia"/>
+        </w:rPr>
+        <w:t>〜</w:t>
+      </w:r>
+      <w:r>
+        <w:t xml:space="preserve"> 2ページ目 6行目）</w:t>
+      </w:r>
+    </w:p>
+    <w:p/>
+    <w:p>
+      <w:r>
+        <w:rPr>
+          <w:rFonts w:hint="eastAsia"/>
+        </w:rPr>
+        <w:t>また、実験</w:t>
+      </w:r>
+      <w:r>
+        <w:t>2において導入した頭部回転量指標の位置づけを補強するため、Goldberg &amp; Kotval（1999）を引用し、視線行動やそれに関与する身体運動がインタフェース評価における重要な手がかりとなり得ることを明示しました。これにより、眼球運動を直接計測していない本研究において、頭部回転量を補助的指標として用いる妥当性を補足しています。</w:t>
+      </w:r>
+    </w:p>
+    <w:p>
+      <w:r>
+        <w:rPr>
+          <w:rFonts w:hint="eastAsia"/>
+        </w:rPr>
+        <w:t>（修正箇所：修正後原稿</w:t>
+      </w:r>
+      <w:r>
+        <w:t xml:space="preserve"> 7ページ 19–22行目）</w:t>
+      </w:r>
+    </w:p>
+    <w:p/>
+    <w:p>
+      <w:r>
+        <w:rPr>
+          <w:rFonts w:hint="eastAsia"/>
+        </w:rPr>
+        <w:t>さらに、</w:t>
+      </w:r>
+      <w:r>
+        <w:t>VR 体験における不快感や VR 酔いが、身体特性とデバイス設計の不適合に起因する可能性について言及するため、Stanney et al.（2020）を引用し、設計と身体条件の不整合がユーザー体験に与える影響に関する先行研究を補足しました。</w:t>
+      </w:r>
+    </w:p>
+    <w:p>
+      <w:r>
+        <w:rPr>
+          <w:rFonts w:hint="eastAsia"/>
+        </w:rPr>
+        <w:t>（修正箇所：修正後原稿</w:t>
+      </w:r>
+      <w:r>
+        <w:t xml:space="preserve"> 8ページ 58–61行目）</w:t>
+      </w:r>
+    </w:p>
+    <w:p/>
+    <w:p>
+      <w:r>
+        <w:rPr>
+          <w:rFonts w:hint="eastAsia"/>
+        </w:rPr>
+        <w:t>加えて、本研究における設計上の示唆の整理にあたり参照していた</w:t>
+      </w:r>
+      <w:r>
+        <w:t xml:space="preserve"> Apple の visionOS Human Interface Guidelines を、参考文献として新たに明示的に追加しました。</w:t>
+      </w:r>
+    </w:p>
+    <w:p/>
+    <w:p/>
+    <w:p>
+      <w:r>
+        <w:t>4)</w:t>
+      </w:r>
+    </w:p>
+    <w:p>
+      <w:r>
+        <w:rPr>
+          <w:rFonts w:hint="eastAsia"/>
+        </w:rPr>
+        <w:t>ご指摘ありがとうございます。</w:t>
+      </w:r>
+    </w:p>
+    <w:p>
+      <w:r>
+        <w:rPr>
+          <w:rFonts w:hint="eastAsia"/>
+        </w:rPr>
+        <w:t>ご指摘のとおり、初稿では結論に相当する内容が「おわりに」の章に含まれており、原著論文として結論章が明確に分離されていませんでした。</w:t>
+      </w:r>
+    </w:p>
+    <w:p/>
+    <w:p>
+      <w:r>
+        <w:rPr>
+          <w:rFonts w:hint="eastAsia"/>
+        </w:rPr>
+        <w:t>これを踏まえ、本稿では「おわりに」の章から結論に関する記述を分離し、新たに「結</w:t>
       </w:r>
       <w:r>
         <w:rPr>
           <w:rFonts w:hint="eastAsia"/>
         </w:rPr>
         <w:lastRenderedPageBreak/>
-        <w:t>行研究および設計指針に関する文献の追加・整理を行いました。</w:t>
-      </w:r>
-    </w:p>
-    <w:p/>
-    <w:p>
-      <w:r>
-        <w:rPr>
-          <w:rFonts w:hint="eastAsia"/>
-        </w:rPr>
-        <w:t>まず、</w:t>
-      </w:r>
-      <w:r>
-        <w:t>VR 利用時の姿勢条件に関する既存研究の前提を明確化するため、</w:t>
-      </w:r>
-    </w:p>
-    <w:p>
-      <w:r>
-        <w:t>LaViola（2000）を新たに引用し、VR 酔いに関する包括的レビューにおいて、VR 利用者は通常「座位または立位」を前提として議論されていることを示す記述を追加しました。これにより、本研究が扱う仰臥位姿勢が、従来研究では十分に検討されてこなかった条件であることを明確化しています。</w:t>
+        <w:t>論」の章を設けました。</w:t>
       </w:r>
     </w:p>
     <w:p>
@@ -336,19 +677,200 @@
         <w:t>（修正箇所：修正後原稿</w:t>
       </w:r>
       <w:r>
-        <w:t xml:space="preserve"> 1ページ 13–17行目）</w:t>
-      </w:r>
-    </w:p>
-    <w:p/>
-    <w:p>
-      <w:r>
-        <w:rPr>
-          <w:rFonts w:hint="eastAsia"/>
-        </w:rPr>
-        <w:t>次に、</w:t>
-      </w:r>
-      <w:r>
-        <w:t>VR 環境における身体的負荷や操作特性がパフォーマンスや VR 誘発症状に影響を及ぼす点について、Kourtesis et al.（2019）を引用し、反応時間や認知パフォーマンス、VRISE が身体条件や操作設計と密接に関係すること、ならびにVR 研究・アプリケーション設計において人間工学的配慮が不可欠であることを示す記述を追加しました。</w:t>
+        <w:t xml:space="preserve"> 第5章「結論」）</w:t>
+      </w:r>
+    </w:p>
+    <w:p/>
+    <w:p/>
+    <w:p>
+      <w:r>
+        <w:t>5)</w:t>
+      </w:r>
+    </w:p>
+    <w:p>
+      <w:r>
+        <w:rPr>
+          <w:rFonts w:hint="eastAsia"/>
+        </w:rPr>
+        <w:t>ご指摘ありがとうございます。</w:t>
+      </w:r>
+    </w:p>
+    <w:p>
+      <w:r>
+        <w:rPr>
+          <w:rFonts w:hint="eastAsia"/>
+        </w:rPr>
+        <w:t>平均値のみを示していた箇所について、標準偏差を併記するよう修正しました。</w:t>
+      </w:r>
+    </w:p>
+    <w:p>
+      <w:r>
+        <w:rPr>
+          <w:rFonts w:hint="eastAsia"/>
+        </w:rPr>
+        <w:t>（修正箇所：該当する図表および本文中の記述）</w:t>
+      </w:r>
+    </w:p>
+    <w:p/>
+    <w:p/>
+    <w:p>
+      <w:r>
+        <w:t>6)</w:t>
+      </w:r>
+    </w:p>
+    <w:p>
+      <w:r>
+        <w:rPr>
+          <w:rFonts w:hint="eastAsia"/>
+        </w:rPr>
+        <w:t>ご指摘ありがとうございます。</w:t>
+      </w:r>
+    </w:p>
+    <w:p>
+      <w:r>
+        <w:rPr>
+          <w:rFonts w:hint="eastAsia"/>
+        </w:rPr>
+        <w:t>結果章に方法または考察に該当する記述が含まれていた点について、ご指摘のとおりであると認識しました。</w:t>
+      </w:r>
+    </w:p>
+    <w:p/>
+    <w:p>
+      <w:r>
+        <w:rPr>
+          <w:rFonts w:hint="eastAsia"/>
+        </w:rPr>
+        <w:t>これを踏まえ、以下の修正を行いました。</w:t>
+      </w:r>
+    </w:p>
+    <w:p>
+      <w:r>
+        <w:rPr>
+          <w:rFonts w:hint="eastAsia"/>
+        </w:rPr>
+        <w:t>評価指標および算出方法に関する記述について、右手コントローラ指標の算出方法および頭部回転量の算出方法を、結果章から方法章へ移動しました。</w:t>
+      </w:r>
+    </w:p>
+    <w:p>
+      <w:r>
+        <w:rPr>
+          <w:rFonts w:hint="eastAsia"/>
+        </w:rPr>
+        <w:t>統計検定や評価手法の説明についても、方法章に整理しました。</w:t>
+      </w:r>
+    </w:p>
+    <w:p>
+      <w:r>
+        <w:rPr>
+          <w:rFonts w:hint="eastAsia"/>
+        </w:rPr>
+        <w:t>また、「可能性」「示唆」「考えられる」といった解釈的表現を含む記述について、考察章へ移動しました。</w:t>
+      </w:r>
+    </w:p>
+    <w:p>
+      <w:r>
+        <w:rPr>
+          <w:rFonts w:hint="eastAsia"/>
+        </w:rPr>
+        <w:t>具体的には、</w:t>
+      </w:r>
+    </w:p>
+    <w:p>
+      <w:r>
+        <w:rPr>
+          <w:rFonts w:hint="eastAsia"/>
+        </w:rPr>
+        <w:t>・</w:t>
+      </w:r>
+      <w:r>
+        <w:t>VR酔いスコアの平均値推移と提示順序固定による影響に関する解釈</w:t>
+      </w:r>
+    </w:p>
+    <w:p>
+      <w:r>
+        <w:rPr>
+          <w:rFonts w:hint="eastAsia"/>
+        </w:rPr>
+        <w:t>・反応時間と右コントローラの軌跡の関係に関する解釈</w:t>
+      </w:r>
+    </w:p>
+    <w:p>
+      <w:r>
+        <w:rPr>
+          <w:rFonts w:hint="eastAsia"/>
+        </w:rPr>
+        <w:t>・短期間の反復試行による改善傾向および困難領域での改善幅に関する考察</w:t>
+      </w:r>
+    </w:p>
+    <w:p>
+      <w:r>
+        <w:rPr>
+          <w:rFonts w:hint="eastAsia"/>
+        </w:rPr>
+        <w:t>・仰臥位において頭部動作を眼球運動で代替している可能性に関する解釈</w:t>
+      </w:r>
+    </w:p>
+    <w:p>
+      <w:r>
+        <w:rPr>
+          <w:rFonts w:hint="eastAsia"/>
+        </w:rPr>
+        <w:t>を結果章から考察章へ移動・統合しました。</w:t>
+      </w:r>
+    </w:p>
+    <w:p/>
+    <w:p>
+      <w:r>
+        <w:rPr>
+          <w:rFonts w:hint="eastAsia"/>
+        </w:rPr>
+        <w:t>以上の修正により、結果章には事実の提示のみを記載し、方法および考察との役割分担が明確になるよう本文全体を整理しました。</w:t>
+      </w:r>
+    </w:p>
+    <w:p>
+      <w:r>
+        <w:rPr>
+          <w:rFonts w:hint="eastAsia"/>
+        </w:rPr>
+        <w:t>（修正箇所：方法節・考察節および結果節該当箇所）</w:t>
+      </w:r>
+    </w:p>
+    <w:p/>
+    <w:p/>
+    <w:p>
+      <w:r>
+        <w:t>7)</w:t>
+      </w:r>
+    </w:p>
+    <w:p>
+      <w:r>
+        <w:rPr>
+          <w:rFonts w:hint="eastAsia"/>
+        </w:rPr>
+        <w:t>ご指摘ありがとうございます。</w:t>
+      </w:r>
+      <w:r>
+        <w:t>2-1 および 3-1 において、目的と方法が混在していた点について、ご指摘のとおりであると認識しました。</w:t>
+      </w:r>
+    </w:p>
+    <w:p/>
+    <w:p>
+      <w:r>
+        <w:rPr>
+          <w:rFonts w:hint="eastAsia"/>
+        </w:rPr>
+        <w:t>これを踏まえ、実験</w:t>
+      </w:r>
+      <w:r>
+        <w:t>1および実験2の構成を見直し、目的と方法を明確に分離しました。</w:t>
+      </w:r>
+    </w:p>
+    <w:p>
+      <w:r>
+        <w:rPr>
+          <w:rFonts w:hint="eastAsia"/>
+        </w:rPr>
+        <w:t>具体的には、各実験において「目的」節では研究目的のみを記載し、「方法」節において実験条件および手順の説明を行う構成に修正しています。</w:t>
       </w:r>
     </w:p>
     <w:p>
@@ -359,19 +881,51 @@
         <w:t>（修正箇所：修正後原稿</w:t>
       </w:r>
       <w:r>
-        <w:t xml:space="preserve"> 1ページ 17行目 – 2ページ目 6行目）</w:t>
-      </w:r>
-    </w:p>
-    <w:p/>
-    <w:p>
-      <w:r>
-        <w:rPr>
-          <w:rFonts w:hint="eastAsia"/>
-        </w:rPr>
-        <w:t>また、実験</w:t>
-      </w:r>
-      <w:r>
-        <w:t>2において導入した頭部回転量指標の位置づけを補強するため、Goldberg &amp; Kotval（1999）を引用し、視線行動やそれに関与する身体運動がインタフェース評価における重要な手がかりとなり得ることを明示しました。これにより、眼球運動を直接計測していない本研究において、頭部回転量を補助的指標として用いる妥当性を補足しています。</w:t>
+        <w:t xml:space="preserve"> 2-1目的／2-2方法 および 3-1目的／3-2方法）</w:t>
+      </w:r>
+    </w:p>
+    <w:p/>
+    <w:p/>
+    <w:p>
+      <w:r>
+        <w:t>8)</w:t>
+      </w:r>
+    </w:p>
+    <w:p>
+      <w:r>
+        <w:rPr>
+          <w:rFonts w:hint="eastAsia"/>
+        </w:rPr>
+        <w:t>ご指摘ありがとうございます。</w:t>
+      </w:r>
+    </w:p>
+    <w:p>
+      <w:r>
+        <w:rPr>
+          <w:rFonts w:hint="eastAsia"/>
+        </w:rPr>
+        <w:t>方法章における記載不足および表現の不適切さについて、ご指摘のとおりであると認識しました。これを踏まえ、以下の修正を行いました。</w:t>
+      </w:r>
+    </w:p>
+    <w:p/>
+    <w:p>
+      <w:r>
+        <w:rPr>
+          <w:rFonts w:hint="eastAsia"/>
+        </w:rPr>
+        <w:t>・</w:t>
+      </w:r>
+      <w:r>
+        <w:rPr>
+          <w:rFonts w:hint="eastAsia"/>
+        </w:rPr>
+        <w:t>参加者</w:t>
+      </w:r>
+      <w:r>
+        <w:rPr>
+          <w:rFonts w:hint="eastAsia"/>
+        </w:rPr>
+        <w:t>属性の明記として、男女の人数および利き手を追記し、全員が右利きであることを参加条件として設定した旨を明示しました。</w:t>
       </w:r>
     </w:p>
     <w:p>
@@ -382,19 +936,27 @@
         <w:t>（修正箇所：修正後原稿</w:t>
       </w:r>
       <w:r>
-        <w:t xml:space="preserve"> 7ページ 19–22行目）</w:t>
-      </w:r>
-    </w:p>
-    <w:p/>
-    <w:p>
-      <w:r>
-        <w:rPr>
-          <w:rFonts w:hint="eastAsia"/>
-        </w:rPr>
-        <w:t>さらに、</w:t>
-      </w:r>
-      <w:r>
-        <w:t>VR 体験における不快感や VR 酔いが、身体特性とデバイス設計の不適合に起因する可能性について言及するため、Stanney et al.（2020）を引用し、設計と身体条件の不整合がユーザー体験に与える影響に関する先行研究を補足しました。</w:t>
+        <w:t xml:space="preserve"> 2-2方法および3-2方法）</w:t>
+      </w:r>
+    </w:p>
+    <w:p/>
+    <w:p>
+      <w:r>
+        <w:rPr>
+          <w:rFonts w:hint="eastAsia"/>
+        </w:rPr>
+        <w:t>・体位保持具および頭部条件の詳細について、</w:t>
+      </w:r>
+    </w:p>
+    <w:p>
+      <w:r>
+        <w:rPr>
+          <w:rFonts w:hint="eastAsia"/>
+        </w:rPr>
+        <w:t>座位および半座位条件では背中角度を調整可能なオフィスチェアを使用し、ヘッドレストを備えていないこと、仰臥位条件では床面にキャンプ用マットを敷き、柔軟性の高いクッション性を有する枕を使用したことを記載しました。あわせて、各体位条件における頭部の位置・角度の調整方法、</w:t>
+      </w:r>
+      <w:r>
+        <w:t>HMD の基準軸補正による正面定義、実験中の動作制限（体幹を捻らず、首および頭部回転のみを用いる）についても具体的に追記しました。</w:t>
       </w:r>
     </w:p>
     <w:p>
@@ -405,26 +967,34 @@
         <w:t>（修正箇所：修正後原稿</w:t>
       </w:r>
       <w:r>
-        <w:t xml:space="preserve"> 8ページ 58–61行目）</w:t>
-      </w:r>
-    </w:p>
-    <w:p/>
-    <w:p>
-      <w:r>
-        <w:rPr>
-          <w:rFonts w:hint="eastAsia"/>
-        </w:rPr>
-        <w:t>加えて、本研究における設計上の示唆の整理にあたり参照していた</w:t>
-      </w:r>
-      <w:r>
-        <w:t xml:space="preserve"> Apple の visionOS Human Interface Guidelines を、参考文献として新たに明示的に追加しました。</w:t>
-      </w:r>
-    </w:p>
-    <w:p/>
-    <w:p/>
-    <w:p>
-      <w:r>
-        <w:t>4)</w:t>
+        <w:t xml:space="preserve"> 2ページ 65行目 - 3ページ 5行目）</w:t>
+      </w:r>
+    </w:p>
+    <w:p/>
+    <w:p>
+      <w:r>
+        <w:rPr>
+          <w:rFonts w:hint="eastAsia"/>
+        </w:rPr>
+        <w:t>・統計解析に関する表現の修正として、分散分析の結果を説明している箇所について、「有意差」という表現を「有意な主効果」へと修正しました。</w:t>
+      </w:r>
+    </w:p>
+    <w:p>
+      <w:r>
+        <w:rPr>
+          <w:rFonts w:hint="eastAsia"/>
+        </w:rPr>
+        <w:t>（修正箇所：修正後原稿</w:t>
+      </w:r>
+      <w:r>
+        <w:t xml:space="preserve">  該当箇所）</w:t>
+      </w:r>
+    </w:p>
+    <w:p/>
+    <w:p/>
+    <w:p>
+      <w:r>
+        <w:t>9)</w:t>
       </w:r>
     </w:p>
     <w:p>
@@ -435,22 +1005,428 @@
         <w:t>ご指摘ありがとうございます。</w:t>
       </w:r>
     </w:p>
-    <w:p>
-      <w:r>
-        <w:rPr>
-          <w:rFonts w:hint="eastAsia"/>
-        </w:rPr>
-        <w:t>ご指摘のとおり、初稿では結論に相当する内容が「おわりに」の章に含まれており、原著論文として結論章が明確に分離されていませんでした。</w:t>
-      </w:r>
-    </w:p>
-    <w:p/>
-    <w:p>
-      <w:r>
-        <w:rPr>
-          <w:rFonts w:hint="eastAsia"/>
-        </w:rPr>
+    <w:p/>
+    <w:p>
+      <w:r>
+        <w:rPr>
+          <w:rFonts w:hint="eastAsia"/>
+        </w:rPr>
+        <w:t>私としても、当該データについては、効果量の大きさや全体傾向としての一貫性が確認できるのか、あるいは偶然によるばらつきであるのかを慎重に検討する必要があると考えました。その結果、本研究の目的に照らすと、方向条件ごとの厳密な統計的有意差の検証よりも、平均値の分布傾向から操作特性を整理・解釈する方が適切であると判断しました。</w:t>
+      </w:r>
+    </w:p>
+    <w:p/>
+    <w:p>
+      <w:r>
+        <w:rPr>
+          <w:rFonts w:hint="eastAsia"/>
+        </w:rPr>
+        <w:t>これを踏まえ、本文では、体位条件別に角度ごとの平均反応時間を比較する際、統計検定は行わず、平均値の分布傾向に基づいて結果を記述する方針へと修正しました。</w:t>
+      </w:r>
+    </w:p>
+    <w:p>
+      <w:r>
+        <w:rPr>
+          <w:rFonts w:hint="eastAsia"/>
+        </w:rPr>
+        <w:t>具体的には、以下の記述を追加しています。</w:t>
+      </w:r>
+    </w:p>
+    <w:p/>
+    <w:p>
+      <w:r>
+        <w:rPr>
+          <w:rFonts w:hint="eastAsia"/>
+        </w:rPr>
+        <w:t>「体位条件別に角度ごとの平均反応時間を比較する．方向条件は水準数が多いため，本分析では統計検定は行わず，平均値の分布傾向に基づいて操作特性を整理した．」</w:t>
+      </w:r>
+    </w:p>
+    <w:p>
+      <w:r>
+        <w:rPr>
+          <w:rFonts w:hint="eastAsia"/>
+        </w:rPr>
+        <w:t>（修正箇所：修正後原稿</w:t>
+      </w:r>
+      <w:r>
+        <w:t xml:space="preserve"> 2-3結果 51-54行目 他該当箇所）</w:t>
+      </w:r>
+    </w:p>
+    <w:p/>
+    <w:p/>
+    <w:p>
+      <w:r>
+        <w:t>10)</w:t>
+      </w:r>
+    </w:p>
+    <w:p>
+      <w:r>
+        <w:rPr>
+          <w:rFonts w:hint="eastAsia"/>
+        </w:rPr>
+        <w:t>ご指摘ありがとうございます。</w:t>
+      </w:r>
+    </w:p>
+    <w:p>
+      <w:r>
+        <w:rPr>
+          <w:rFonts w:hint="eastAsia"/>
+        </w:rPr>
+        <w:t>該当箇所の表現について、「ペナルティ」を「不利益」に修正しました。</w:t>
+      </w:r>
+    </w:p>
+    <w:p>
+      <w:r>
+        <w:rPr>
+          <w:rFonts w:hint="eastAsia"/>
+        </w:rPr>
+        <w:t>（修正箇所：修正後原稿</w:t>
+      </w:r>
+      <w:r>
+        <w:t xml:space="preserve"> 4ページ 25行目）</w:t>
+      </w:r>
+    </w:p>
+    <w:p/>
+    <w:p/>
+    <w:p>
+      <w:r>
+        <w:t>11)</w:t>
+      </w:r>
+    </w:p>
+    <w:p>
+      <w:r>
+        <w:rPr>
+          <w:rFonts w:hint="eastAsia"/>
+        </w:rPr>
+        <w:t>ご指摘ありがとうございます。内容が重複している点について、ご指摘のとおりであると認識しました。</w:t>
+      </w:r>
+    </w:p>
+    <w:p/>
+    <w:p>
+      <w:r>
+        <w:rPr>
+          <w:rFonts w:hint="eastAsia"/>
+        </w:rPr>
+        <w:t>これを踏まえ、「各セッションのターゲット位置別反応時間を箱ひげ図にて示す。」という記述を削除し、重複を解消しました。</w:t>
+      </w:r>
+    </w:p>
+    <w:p>
+      <w:r>
+        <w:rPr>
+          <w:rFonts w:hint="eastAsia"/>
+        </w:rPr>
+        <w:t>（修正箇所：修正後原稿</w:t>
+      </w:r>
+      <w:r>
+        <w:t xml:space="preserve"> 8ページ 1行目 付近）</w:t>
+      </w:r>
+    </w:p>
+    <w:p/>
+    <w:p/>
+    <w:p>
+      <w:r>
+        <w:t>12)</w:t>
+      </w:r>
+    </w:p>
+    <w:p>
+      <w:r>
+        <w:rPr>
+          <w:rFonts w:hint="eastAsia"/>
+        </w:rPr>
+        <w:t>ご指摘ありがとうございます。「操作の正確性」という表現について、ご指摘のとおり、本研究では正確性そのものを評価指標としていないため不適切であると判断しました。</w:t>
+      </w:r>
+    </w:p>
+    <w:p/>
+    <w:p>
+      <w:r>
+        <w:rPr>
+          <w:rFonts w:hint="eastAsia"/>
+        </w:rPr>
+        <w:t>本稿では、査読コメント⑥への対応として、結果章と考察章の役割分担を整理し、解釈的な記述を考察章へ移動しました。その過程において、当該箇所に含まれていた「操作の正確性を維持したまま」という表現は、本研究で直接評価していない内容を含んでいたため、削除する形で調整しました。</w:t>
+      </w:r>
+    </w:p>
+    <w:p>
+      <w:r>
+        <w:rPr>
+          <w:rFonts w:hint="eastAsia"/>
+        </w:rPr>
+        <w:t>（修正箇所：修正後原稿</w:t>
+      </w:r>
+      <w:r>
+        <w:t xml:space="preserve"> 3-4考察）</w:t>
+      </w:r>
+    </w:p>
+    <w:p/>
+    <w:p/>
+    <w:p>
+      <w:r>
         <w:lastRenderedPageBreak/>
-        <w:t>これを踏まえ、本稿では「おわりに」の章から結論に関する記述を分離し、新たに「結論」の章を設けました。</w:t>
+        <w:t>13)</w:t>
+      </w:r>
+    </w:p>
+    <w:p>
+      <w:r>
+        <w:rPr>
+          <w:rFonts w:hint="eastAsia"/>
+        </w:rPr>
+        <w:t>ご指摘ありがとうございます。</w:t>
+      </w:r>
+    </w:p>
+    <w:p>
+      <w:r>
+        <w:t>6ページ27～33行目における下方ターゲットでの改善傾向について、一部の</w:t>
+      </w:r>
+      <w:r>
+        <w:t>参加者</w:t>
+      </w:r>
+      <w:r>
+        <w:t>による極端なデータの影響である可能性をご懸念いただいた点について、追加の確認を行いました。</w:t>
+      </w:r>
+    </w:p>
+    <w:p/>
+    <w:p>
+      <w:r>
+        <w:rPr>
+          <w:rFonts w:hint="eastAsia"/>
+        </w:rPr>
+        <w:t>具体的には、下方ターゲットにおいて、各</w:t>
+      </w:r>
+      <w:r>
+        <w:rPr>
+          <w:rFonts w:hint="eastAsia"/>
+        </w:rPr>
+        <w:t>参加者</w:t>
+      </w:r>
+      <w:r>
+        <w:rPr>
+          <w:rFonts w:hint="eastAsia"/>
+        </w:rPr>
+        <w:t>ごとに仰臥位セッション</w:t>
+      </w:r>
+      <w:r>
+        <w:t>1回目と2回目の平均反応時間差を算出し、改善傾向が特定の</w:t>
+      </w:r>
+      <w:r>
+        <w:t>参加者</w:t>
+      </w:r>
+      <w:r>
+        <w:t>に依存していないかを検証しました。集計条件は、論文中の分析と同様に「仰臥位2セッション」「TrialNumber 昇順の先頭36試行」「下方ターゲット」に限定しています（</w:t>
+      </w:r>
+      <w:r>
+        <w:t>参加者</w:t>
+      </w:r>
+      <w:r>
+        <w:t>数：13名）。</w:t>
+      </w:r>
+    </w:p>
+    <w:p/>
+    <w:p>
+      <w:r>
+        <w:rPr>
+          <w:rFonts w:hint="eastAsia"/>
+        </w:rPr>
+        <w:t>その結果、平均差（</w:t>
+      </w:r>
+      <w:r>
+        <w:t xml:space="preserve">2回目 </w:t>
+      </w:r>
+      <w:r>
+        <w:rPr>
+          <w:rFonts w:hint="eastAsia"/>
+        </w:rPr>
+        <w:t>−</w:t>
+      </w:r>
+      <w:r>
+        <w:t xml:space="preserve"> 初回）は </w:t>
+      </w:r>
+      <w:r>
+        <w:rPr>
+          <w:rFonts w:hint="eastAsia"/>
+        </w:rPr>
+        <w:t>−</w:t>
+      </w:r>
+      <w:r>
+        <w:t>0.21 秒（約0.2秒の短縮）であり、複数の</w:t>
+      </w:r>
+      <w:r>
+        <w:t>参加者</w:t>
+      </w:r>
+      <w:r>
+        <w:t>において改善が確認されました。改善幅の大きい</w:t>
+      </w:r>
+      <w:r>
+        <w:t>参加者</w:t>
+      </w:r>
+      <w:r>
+        <w:t>は存在するものの、zスコア（|z| ≥ 2.5）および IQR に基づく外れ値判定では該当者は認められませんでした。</w:t>
+      </w:r>
+    </w:p>
+    <w:p/>
+    <w:p>
+      <w:r>
+        <w:rPr>
+          <w:rFonts w:hint="eastAsia"/>
+        </w:rPr>
+        <w:t>さらに、感度確認として、改善幅の大きい</w:t>
+      </w:r>
+      <w:r>
+        <w:rPr>
+          <w:rFonts w:hint="eastAsia"/>
+        </w:rPr>
+        <w:t>参加者</w:t>
+      </w:r>
+      <w:r>
+        <w:rPr>
+          <w:rFonts w:hint="eastAsia"/>
+        </w:rPr>
+        <w:t>を段階的に除外した場合でも、</w:t>
+      </w:r>
+    </w:p>
+    <w:p>
+      <w:r>
+        <w:t>1名除外時：</w:t>
+      </w:r>
+      <w:r>
+        <w:rPr>
+          <w:rFonts w:hint="eastAsia"/>
+        </w:rPr>
+        <w:t>−</w:t>
+      </w:r>
+      <w:r>
+        <w:t>0.16 秒</w:t>
+      </w:r>
+    </w:p>
+    <w:p>
+      <w:r>
+        <w:t>2名除外時：</w:t>
+      </w:r>
+      <w:r>
+        <w:rPr>
+          <w:rFonts w:hint="eastAsia"/>
+        </w:rPr>
+        <w:t>−</w:t>
+      </w:r>
+      <w:r>
+        <w:t>0.11 秒</w:t>
+      </w:r>
+    </w:p>
+    <w:p>
+      <w:r>
+        <w:t>3名除外時：</w:t>
+      </w:r>
+      <w:r>
+        <w:rPr>
+          <w:rFonts w:hint="eastAsia"/>
+        </w:rPr>
+        <w:t>−</w:t>
+      </w:r>
+      <w:r>
+        <w:t>0.06 秒</w:t>
+      </w:r>
+    </w:p>
+    <w:p>
+      <w:r>
+        <w:rPr>
+          <w:rFonts w:hint="eastAsia"/>
+        </w:rPr>
+        <w:t>と、平均差は縮小するものの符号は維持されており、特定の</w:t>
+      </w:r>
+      <w:r>
+        <w:t>1名の極端なデータによって生じた結果ではないことを確認しました。</w:t>
+      </w:r>
+    </w:p>
+    <w:p/>
+    <w:p>
+      <w:r>
+        <w:rPr>
+          <w:rFonts w:hint="eastAsia"/>
+        </w:rPr>
+        <w:t>以上より、本研究で示した下方ターゲットにおける改善傾向は、複数の</w:t>
+      </w:r>
+      <w:r>
+        <w:rPr>
+          <w:rFonts w:hint="eastAsia"/>
+        </w:rPr>
+        <w:t>参加者</w:t>
+      </w:r>
+      <w:r>
+        <w:rPr>
+          <w:rFonts w:hint="eastAsia"/>
+        </w:rPr>
+        <w:t>に共通して観察された変化が重なった結果であり、単独</w:t>
+      </w:r>
+      <w:r>
+        <w:rPr>
+          <w:rFonts w:hint="eastAsia"/>
+        </w:rPr>
+        <w:t>参加者</w:t>
+      </w:r>
+      <w:r>
+        <w:rPr>
+          <w:rFonts w:hint="eastAsia"/>
+        </w:rPr>
+        <w:t>由来の影響ではないと解釈することが妥当であると判断しました。</w:t>
+      </w:r>
+    </w:p>
+    <w:p>
+      <w:r>
+        <w:rPr>
+          <w:rFonts w:hint="eastAsia"/>
+        </w:rPr>
+        <w:t>なお、本確認は結果の頑健性を補足的に検証する目的で行ったものであり、論文本文中の記述は現行のままとしています。</w:t>
+      </w:r>
+    </w:p>
+    <w:p/>
+    <w:p/>
+    <w:p>
+      <w:r>
+        <w:t>14)</w:t>
+      </w:r>
+    </w:p>
+    <w:p>
+      <w:r>
+        <w:rPr>
+          <w:rFonts w:hint="eastAsia"/>
+        </w:rPr>
+        <w:t>ご指摘ありがとうございます。</w:t>
+      </w:r>
+    </w:p>
+    <w:p>
+      <w:r>
+        <w:t>6ページ34行目以降の記述について、初回と2回目のデータをそれぞれ示す必要があるのではないかとのご指摘をいただきましたが、本点については実験デザインに関する認識の違いがあった可能性があると考えております。</w:t>
+      </w:r>
+    </w:p>
+    <w:p>
+      <w:pPr>
+        <w:rPr>
+          <w:rFonts w:hint="eastAsia"/>
+        </w:rPr>
+      </w:pPr>
+    </w:p>
+    <w:p>
+      <w:r>
+        <w:rPr>
+          <w:rFonts w:hint="eastAsia"/>
+        </w:rPr>
+        <w:t>本実験（実験</w:t>
+      </w:r>
+      <w:r>
+        <w:t>2）では、座位・半座位・仰臥位の各体位を2回ずつ繰り返す構成ではな</w:t>
+      </w:r>
+      <w:r>
+        <w:lastRenderedPageBreak/>
+        <w:t>く、仰臥位姿勢のみを対象として連続した2セッションを実施する設計としています。座位および半座位については、各1セッションのみの実施であり、初回・2回目という区別は設けていません。</w:t>
+      </w:r>
+    </w:p>
+    <w:p/>
+    <w:p>
+      <w:r>
+        <w:rPr>
+          <w:rFonts w:hint="eastAsia"/>
+        </w:rPr>
+        <w:t>そのため、初回と</w:t>
+      </w:r>
+      <w:r>
+        <w:t>2回目の比較を行っているのは仰臥位条件に限られており、該当箇所では仰臥位におけるセッション間比較の結果を示しています。本文中では、この点が明確に伝わるよう、実験2の方法および結果の記述を整理・明確化しました。</w:t>
       </w:r>
     </w:p>
     <w:p>
@@ -461,14 +1437,14 @@
         <w:t>（修正箇所：修正後原稿</w:t>
       </w:r>
       <w:r>
-        <w:t xml:space="preserve"> 第5章「結論」）</w:t>
-      </w:r>
-    </w:p>
-    <w:p/>
-    <w:p/>
-    <w:p>
-      <w:r>
-        <w:t>5)</w:t>
+        <w:t xml:space="preserve"> 3-2方法、3-3結果該当箇所）</w:t>
+      </w:r>
+    </w:p>
+    <w:p/>
+    <w:p/>
+    <w:p>
+      <w:r>
+        <w:t>15)</w:t>
       </w:r>
     </w:p>
     <w:p>
@@ -481,25 +1457,152 @@
     </w:p>
     <w:p>
       <w:r>
-        <w:rPr>
-          <w:rFonts w:hint="eastAsia"/>
-        </w:rPr>
-        <w:t>平均値のみを示していた箇所について、標準偏差を併記するよう修正しました。</w:t>
-      </w:r>
-    </w:p>
-    <w:p>
-      <w:r>
-        <w:rPr>
-          <w:rFonts w:hint="eastAsia"/>
-        </w:rPr>
-        <w:t>（修正箇所：該当する図表および本文中の記述）</w:t>
-      </w:r>
-    </w:p>
-    <w:p/>
-    <w:p/>
-    <w:p>
-      <w:r>
-        <w:t>6)</w:t>
+        <w:t>7ページ1～5行目に記載されている頭部回転量指標について、方法で説明すべき事項である点、ならびに本指標が実験2のみで用いられている理由については、ご指摘のとおりであると認識しました。</w:t>
+      </w:r>
+    </w:p>
+    <w:p/>
+    <w:p>
+      <w:r>
+        <w:rPr>
+          <w:rFonts w:hint="eastAsia"/>
+        </w:rPr>
+        <w:t>まず、本指標に関する説明が結果章に含まれていた点については不適切であったため、実験</w:t>
+      </w:r>
+      <w:r>
+        <w:t>2の目的および方法の節へ移動・追記しました。</w:t>
+      </w:r>
+    </w:p>
+    <w:p/>
+    <w:p>
+      <w:r>
+        <w:rPr>
+          <w:rFonts w:hint="eastAsia"/>
+        </w:rPr>
+        <w:t>頭部回転量が実験</w:t>
+      </w:r>
+      <w:r>
+        <w:t>2のみで分析対象となっている理由は、実験1において計測データの信頼性に問題が生じたためです。</w:t>
+      </w:r>
+    </w:p>
+    <w:p>
+      <w:r>
+        <w:rPr>
+          <w:rFonts w:hint="eastAsia"/>
+        </w:rPr>
+        <w:t>実験</w:t>
+      </w:r>
+      <w:r>
+        <w:t>1では、HMD の頭部姿勢を Unity 上でオイラー角（Euler angles）として取得していましたが、半座位および仰臥位条件において、ジンバルロックと呼ばれる数学的特異点が発生し、特定の姿勢・角度で回転値が不連続に変化する、あるいは実際の頭部運動と乖離した数値が記録される現象が確認されました。</w:t>
+      </w:r>
+    </w:p>
+    <w:p/>
+    <w:p>
+      <w:r>
+        <w:rPr>
+          <w:rFonts w:hint="eastAsia"/>
+        </w:rPr>
+        <w:t>このような問題から、実験</w:t>
+      </w:r>
+      <w:r>
+        <w:t>1で取得された頭部回転量データについては、定量指標としての妥当性を確保できないと判断しました。そのため、実験2では頭部回転量を改めて取得・評価する方針とし、計測方法および分析対象を再整理した上で本指標を導入しています。</w:t>
+      </w:r>
+    </w:p>
+    <w:p/>
+    <w:p>
+      <w:r>
+        <w:rPr>
+          <w:rFonts w:hint="eastAsia"/>
+        </w:rPr>
+        <w:t>以上の理由から、頭部回転量指標は実験</w:t>
+      </w:r>
+      <w:r>
+        <w:t>2においてのみ導入されており、この点については実験2の目的および方法に明示的に追記しました。</w:t>
+      </w:r>
+    </w:p>
+    <w:p>
+      <w:r>
+        <w:rPr>
+          <w:rFonts w:hint="eastAsia"/>
+        </w:rPr>
+        <w:t>（修正箇所：修正後原稿</w:t>
+      </w:r>
+      <w:r>
+        <w:t xml:space="preserve"> 3-1目的 3-2方法 該当箇所）</w:t>
+      </w:r>
+    </w:p>
+    <w:p/>
+    <w:p/>
+    <w:p>
+      <w:r>
+        <w:lastRenderedPageBreak/>
+        <w:t>16)</w:t>
+      </w:r>
+    </w:p>
+    <w:p>
+      <w:r>
+        <w:rPr>
+          <w:rFonts w:hint="eastAsia"/>
+        </w:rPr>
+        <w:t>ご指摘ありがとうございます。熱の蓄積に関する記述について、本研究の結果から直接的に言及できる内容ではないという点について、ご指摘のとおりであると認識しました。</w:t>
+      </w:r>
+    </w:p>
+    <w:p/>
+    <w:p>
+      <w:r>
+        <w:rPr>
+          <w:rFonts w:hint="eastAsia"/>
+        </w:rPr>
+        <w:t>本研究では、温熱環境や熱蓄積に関する直接的な計測・検証は行っていません。</w:t>
+      </w:r>
+    </w:p>
+    <w:p>
+      <w:r>
+        <w:rPr>
+          <w:rFonts w:hint="eastAsia"/>
+        </w:rPr>
+        <w:t>そのため、当該記述が結果の解釈として読まれないよう、本研究の知見に基づく結論ではなく、仰臥位での</w:t>
+      </w:r>
+      <w:r>
+        <w:t xml:space="preserve"> VR 利用において今後検証すべき配慮事項として位置づけを明確化しました。</w:t>
+      </w:r>
+    </w:p>
+    <w:p/>
+    <w:p>
+      <w:r>
+        <w:rPr>
+          <w:rFonts w:hint="eastAsia"/>
+        </w:rPr>
+        <w:t>具体的には、</w:t>
+      </w:r>
+      <w:r>
+        <w:t>ISO/TR 9241-380:2022 において、44 ℃における 3 時間以上の熱蓄積が不快感や危険性を伴う可能性が指摘されている点を引用した上で、臥位姿勢での長時間利用においては、座位や立位とは異なる温熱環境がユーザーの快適性や安全性に影響を及ぼす可能性があること、およびこれらの点については本研究では直接的な計測や検証を行っていないことを明示しました。</w:t>
+      </w:r>
+    </w:p>
+    <w:p/>
+    <w:p>
+      <w:r>
+        <w:rPr>
+          <w:rFonts w:hint="eastAsia"/>
+        </w:rPr>
+        <w:t>以上の修正により、当該記述が本研究の結果を超えた断定とならないよう整理しました。</w:t>
+      </w:r>
+    </w:p>
+    <w:p>
+      <w:r>
+        <w:rPr>
+          <w:rFonts w:hint="eastAsia"/>
+        </w:rPr>
+        <w:t>（修正箇所：修正後</w:t>
+      </w:r>
+      <w:r>
+        <w:t xml:space="preserve"> 10ページ 8-14行目）</w:t>
+      </w:r>
+    </w:p>
+    <w:p/>
+    <w:p/>
+    <w:p>
+      <w:r>
+        <w:t>17)</w:t>
       </w:r>
     </w:p>
     <w:p>
@@ -515,115 +1618,40 @@
         <w:rPr>
           <w:rFonts w:hint="eastAsia"/>
         </w:rPr>
-        <w:t>結果章に方法または考察に該当する記述が含まれていた点について、ご指摘のとおりであると認識しました。</w:t>
-      </w:r>
-    </w:p>
-    <w:p/>
-    <w:p>
-      <w:r>
-        <w:rPr>
-          <w:rFonts w:hint="eastAsia"/>
-        </w:rPr>
-        <w:t>これを踏まえ、以下の修正を行いました。</w:t>
-      </w:r>
-    </w:p>
-    <w:p>
-      <w:r>
-        <w:rPr>
-          <w:rFonts w:hint="eastAsia"/>
-        </w:rPr>
-        <w:t>評価指標および算出方法に関する記述について、右手コントローラ指標の算出方法および頭部回転量の算出方法を、結果章から方法章へ移動しました。</w:t>
-      </w:r>
-    </w:p>
-    <w:p>
-      <w:r>
-        <w:rPr>
-          <w:rFonts w:hint="eastAsia"/>
-        </w:rPr>
-        <w:t>統計検定や評価手法の説明についても、方法章に整理しました。</w:t>
-      </w:r>
-    </w:p>
-    <w:p>
-      <w:r>
-        <w:rPr>
-          <w:rFonts w:hint="eastAsia"/>
-        </w:rPr>
-        <w:t>また、「可能性」「示唆」「考えられる」といった解釈的表現を含む記述について、考察章へ移動しました。</w:t>
-      </w:r>
-    </w:p>
-    <w:p>
-      <w:r>
-        <w:rPr>
-          <w:rFonts w:hint="eastAsia"/>
-        </w:rPr>
-        <w:t>具体的には、</w:t>
-      </w:r>
-    </w:p>
-    <w:p>
-      <w:r>
-        <w:rPr>
-          <w:rFonts w:hint="eastAsia"/>
-        </w:rPr>
-        <w:t>・</w:t>
-      </w:r>
-      <w:r>
-        <w:t>VR酔いスコアの平均値推移と提示順序固定による影響に関する解釈</w:t>
-      </w:r>
-    </w:p>
-    <w:p>
-      <w:r>
-        <w:rPr>
-          <w:rFonts w:hint="eastAsia"/>
-        </w:rPr>
-        <w:t>・反応時間と右コントローラの軌跡の関係に関する解釈</w:t>
-      </w:r>
-    </w:p>
-    <w:p>
-      <w:r>
-        <w:rPr>
-          <w:rFonts w:hint="eastAsia"/>
-        </w:rPr>
-        <w:t>・短期間の反復試行による改善傾向および困難領域での改善幅に関する考察</w:t>
-      </w:r>
-    </w:p>
-    <w:p>
-      <w:r>
-        <w:rPr>
-          <w:rFonts w:hint="eastAsia"/>
-        </w:rPr>
-        <w:t>・仰臥位において頭部動作を眼球運動で代替している可能性に関する解釈</w:t>
-      </w:r>
-    </w:p>
-    <w:p>
-      <w:r>
-        <w:rPr>
-          <w:rFonts w:hint="eastAsia"/>
-        </w:rPr>
-        <w:t>を結果章から考察章へ移動・統合しました。</w:t>
-      </w:r>
-    </w:p>
-    <w:p/>
-    <w:p>
-      <w:r>
-        <w:rPr>
-          <w:rFonts w:hint="eastAsia"/>
-        </w:rPr>
-        <w:t>以上の修正により、結果章には事実の提示のみを記載し、方法および考察との役割分担が明確になるよう本文全体を整理しました。</w:t>
-      </w:r>
-    </w:p>
-    <w:p>
-      <w:r>
-        <w:rPr>
-          <w:rFonts w:hint="eastAsia"/>
-        </w:rPr>
-        <w:t>（修正箇所：方法節・考察節および結果節該当箇所）</w:t>
-      </w:r>
-    </w:p>
-    <w:p/>
-    <w:p/>
-    <w:p>
-      <w:r>
-        <w:t>7)</w:t>
+        <w:t>表の線の引き方について、</w:t>
+      </w:r>
+      <w:r>
+        <w:t>American Psychological Association（APA）の表記規則に準拠するよう修正しました。</w:t>
+      </w:r>
+    </w:p>
+    <w:p>
+      <w:r>
+        <w:rPr>
+          <w:rFonts w:hint="eastAsia"/>
+        </w:rPr>
+        <w:t>あわせて、図</w:t>
+      </w:r>
+      <w:r>
+        <w:t>2の内部に含まれていた表についても、同様に APA 形式に基づく表記へ統一しました。</w:t>
+      </w:r>
+    </w:p>
+    <w:p>
+      <w:r>
+        <w:rPr>
+          <w:rFonts w:hint="eastAsia"/>
+        </w:rPr>
+        <w:t>（修正箇所：修正後原稿</w:t>
+      </w:r>
+      <w:r>
+        <w:t xml:space="preserve"> 表1・表2・表３ および 図2）</w:t>
+      </w:r>
+    </w:p>
+    <w:p/>
+    <w:p/>
+    <w:p/>
+    <w:p>
+      <w:r>
+        <w:t>18)</w:t>
       </w:r>
     </w:p>
     <w:p>
@@ -633,778 +1661,30 @@
         </w:rPr>
         <w:t>ご指摘ありがとうございます。</w:t>
       </w:r>
-      <w:r>
-        <w:t>2-1 および 3-1 において、目的と方法が混在していた点に</w:t>
-      </w:r>
-      <w:r>
+    </w:p>
+    <w:p>
+      <w:r>
+        <w:rPr>
+          <w:rFonts w:hint="eastAsia"/>
+        </w:rPr>
+        <w:t>ご指摘のとおり、「実験条件」という表記には独立変数を記載すべきであり、初稿ではそれ以外の情報も含まれていました。</w:t>
+      </w:r>
+    </w:p>
+    <w:p/>
+    <w:p>
+      <w:r>
+        <w:rPr>
+          <w:rFonts w:hint="eastAsia"/>
+        </w:rPr>
+        <w:t>これを踏まえ、表を「実験条件」と「実験設定および評価指標」に分離し、それぞれの内容が明確に区別されるよう修正しました。</w:t>
+      </w:r>
+    </w:p>
+    <w:p>
+      <w:r>
+        <w:rPr>
+          <w:rFonts w:hint="eastAsia"/>
+        </w:rPr>
         <w:lastRenderedPageBreak/>
-        <w:t>ついて、ご指摘のとおりであると認識しました。</w:t>
-      </w:r>
-    </w:p>
-    <w:p/>
-    <w:p>
-      <w:r>
-        <w:rPr>
-          <w:rFonts w:hint="eastAsia"/>
-        </w:rPr>
-        <w:t>これを踏まえ、実験</w:t>
-      </w:r>
-      <w:r>
-        <w:t>1および実験2の構成を見直し、目的と方法を明確に分離しました。</w:t>
-      </w:r>
-    </w:p>
-    <w:p>
-      <w:r>
-        <w:rPr>
-          <w:rFonts w:hint="eastAsia"/>
-        </w:rPr>
-        <w:t>具体的には、各実験において「目的」節では研究目的のみを記載し、「方法」節において実験条件および手順の説明を行う構成に修正しています。</w:t>
-      </w:r>
-    </w:p>
-    <w:p>
-      <w:r>
-        <w:rPr>
-          <w:rFonts w:hint="eastAsia"/>
-        </w:rPr>
-        <w:t>（修正箇所：修正後原稿</w:t>
-      </w:r>
-      <w:r>
-        <w:t xml:space="preserve"> 2-1目的／2-2方法 および 3-1目的／3-2方法）</w:t>
-      </w:r>
-    </w:p>
-    <w:p/>
-    <w:p/>
-    <w:p>
-      <w:r>
-        <w:t>8)</w:t>
-      </w:r>
-    </w:p>
-    <w:p>
-      <w:r>
-        <w:rPr>
-          <w:rFonts w:hint="eastAsia"/>
-        </w:rPr>
-        <w:t>ご指摘ありがとうございます。</w:t>
-      </w:r>
-    </w:p>
-    <w:p>
-      <w:r>
-        <w:rPr>
-          <w:rFonts w:hint="eastAsia"/>
-        </w:rPr>
-        <w:t>方法章において、被験者の属性情報（男女の人数および利き手）を追記しました。</w:t>
-      </w:r>
-    </w:p>
-    <w:p>
-      <w:r>
-        <w:rPr>
-          <w:rFonts w:hint="eastAsia"/>
-        </w:rPr>
-        <w:t>具体的には、参加者の男女内訳を明示するとともに、全員が右利きであることを参加条件として設定した旨を記載しています。</w:t>
-      </w:r>
-    </w:p>
-    <w:p/>
-    <w:p>
-      <w:r>
-        <w:rPr>
-          <w:rFonts w:hint="eastAsia"/>
-        </w:rPr>
-        <w:t>ご指摘ありがとうございます。</w:t>
-      </w:r>
-    </w:p>
-    <w:p>
-      <w:r>
-        <w:rPr>
-          <w:rFonts w:hint="eastAsia"/>
-        </w:rPr>
-        <w:t>方法章における記載不足および表現の不適切さについて、ご指摘のとおりであると認識しました。これを踏まえ、以下の修正を行いました。</w:t>
-      </w:r>
-    </w:p>
-    <w:p/>
-    <w:p>
-      <w:r>
-        <w:rPr>
-          <w:rFonts w:hint="eastAsia"/>
-        </w:rPr>
-        <w:t>・被験者属性の明記として、男女の人数および利き手を追記し、全員が右利きであることを参加条件として設定した旨を明示しました。</w:t>
-      </w:r>
-    </w:p>
-    <w:p>
-      <w:r>
-        <w:rPr>
-          <w:rFonts w:hint="eastAsia"/>
-        </w:rPr>
-        <w:t>（修正箇所：修正後原稿</w:t>
-      </w:r>
-      <w:r>
-        <w:t xml:space="preserve"> 2-2方法および3-2方法）</w:t>
-      </w:r>
-    </w:p>
-    <w:p/>
-    <w:p>
-      <w:r>
-        <w:rPr>
-          <w:rFonts w:hint="eastAsia"/>
-        </w:rPr>
-        <w:t>・体位保持具および頭部条件の詳細について、</w:t>
-      </w:r>
-    </w:p>
-    <w:p>
-      <w:r>
-        <w:rPr>
-          <w:rFonts w:hint="eastAsia"/>
-        </w:rPr>
-        <w:t>座位および半座位条件では背中角度を調整可能なオフィスチェアを使用し、ヘッドレストを備えていないこと、仰臥位条件では床面にキャンプ用マットを敷き、柔軟性の高いクッション性を有する枕を使用したことを記載しました。あわせて、各体位条件における頭部の位置・角度の調整方法、</w:t>
-      </w:r>
-      <w:r>
-        <w:t>HMD の基準軸補正による正面定義、実験中の動作制限（体幹を捻らず、首および頭部回転のみを用いる）についても具体的に追記しました。</w:t>
-      </w:r>
-    </w:p>
-    <w:p>
-      <w:r>
-        <w:rPr>
-          <w:rFonts w:hint="eastAsia"/>
-        </w:rPr>
-        <w:t>（修正箇所：修正後原稿</w:t>
-      </w:r>
-      <w:r>
-        <w:t xml:space="preserve"> 2ページ 65行目 - 3ページ 5行目）</w:t>
-      </w:r>
-    </w:p>
-    <w:p/>
-    <w:p>
-      <w:r>
-        <w:rPr>
-          <w:rFonts w:hint="eastAsia"/>
-        </w:rPr>
-        <w:t>・統計解析に関する表現の修正として、分散分析の結果を説明している箇所について、「有意差」という表現を「有意な主効果」へと修正しました。</w:t>
-      </w:r>
-    </w:p>
-    <w:p>
-      <w:r>
-        <w:rPr>
-          <w:rFonts w:hint="eastAsia"/>
-        </w:rPr>
-        <w:t>（修正箇所：修正後原稿</w:t>
-      </w:r>
-      <w:r>
-        <w:t xml:space="preserve">  該当箇所）</w:t>
-      </w:r>
-    </w:p>
-    <w:p/>
-    <w:p/>
-    <w:p>
-      <w:r>
-        <w:t>9)</w:t>
-      </w:r>
-    </w:p>
-    <w:p>
-      <w:r>
-        <w:rPr>
-          <w:rFonts w:hint="eastAsia"/>
-        </w:rPr>
-        <w:lastRenderedPageBreak/>
-        <w:t>ご指摘ありがとうございます。</w:t>
-      </w:r>
-    </w:p>
-    <w:p/>
-    <w:p>
-      <w:r>
-        <w:rPr>
-          <w:rFonts w:hint="eastAsia"/>
-        </w:rPr>
-        <w:t>私としても、当該データについては、効果量の大きさや全体傾向としての一貫性が確認できるのか、あるいは偶然によるばらつきであるのかを慎重に検討する必要があると考えました。その結果、本研究の目的に照らすと、方向条件ごとの厳密な統計的有意差の検証よりも、平均値の分布傾向から操作特性を整理・解釈する方が適切であると判断しました。</w:t>
-      </w:r>
-    </w:p>
-    <w:p/>
-    <w:p>
-      <w:r>
-        <w:rPr>
-          <w:rFonts w:hint="eastAsia"/>
-        </w:rPr>
-        <w:t>これを踏まえ、本文では、体位条件別に角度ごとの平均反応時間を比較する際、統計検定は行わず、平均値の分布傾向に基づいて結果を記述する方針へと修正しました。</w:t>
-      </w:r>
-    </w:p>
-    <w:p>
-      <w:r>
-        <w:rPr>
-          <w:rFonts w:hint="eastAsia"/>
-        </w:rPr>
-        <w:t>具体的には、以下の記述を追加しています。</w:t>
-      </w:r>
-    </w:p>
-    <w:p/>
-    <w:p>
-      <w:r>
-        <w:rPr>
-          <w:rFonts w:hint="eastAsia"/>
-        </w:rPr>
-        <w:t>「体位条件別に角度ごとの平均反応時間を比較する．方向条件は水準数が多いため，本分析では統計検定は行わず，平均値の分布傾向に基づいて操作特性を整理した．」</w:t>
-      </w:r>
-    </w:p>
-    <w:p>
-      <w:r>
-        <w:rPr>
-          <w:rFonts w:hint="eastAsia"/>
-        </w:rPr>
-        <w:t>（修正箇所：修正後原稿</w:t>
-      </w:r>
-      <w:r>
-        <w:t xml:space="preserve"> 2-3結果 51-54行目 他該当箇所）</w:t>
-      </w:r>
-    </w:p>
-    <w:p/>
-    <w:p/>
-    <w:p>
-      <w:r>
-        <w:t>10)</w:t>
-      </w:r>
-    </w:p>
-    <w:p>
-      <w:r>
-        <w:rPr>
-          <w:rFonts w:hint="eastAsia"/>
-        </w:rPr>
-        <w:t>ご指摘ありがとうございます。</w:t>
-      </w:r>
-    </w:p>
-    <w:p>
-      <w:r>
-        <w:rPr>
-          <w:rFonts w:hint="eastAsia"/>
-        </w:rPr>
-        <w:t>該当箇所の表現について、「ペナルティ」を「不利益」に修正しました。</w:t>
-      </w:r>
-    </w:p>
-    <w:p>
-      <w:r>
-        <w:rPr>
-          <w:rFonts w:hint="eastAsia"/>
-        </w:rPr>
-        <w:t>（修正箇所：修正後原稿</w:t>
-      </w:r>
-      <w:r>
-        <w:t xml:space="preserve"> 4ページ 25行目）</w:t>
-      </w:r>
-    </w:p>
-    <w:p/>
-    <w:p/>
-    <w:p>
-      <w:r>
-        <w:t>11)</w:t>
-      </w:r>
-    </w:p>
-    <w:p>
-      <w:r>
-        <w:rPr>
-          <w:rFonts w:hint="eastAsia"/>
-        </w:rPr>
-        <w:t>ご指摘ありがとうございます。内容が重複している点について、ご指摘のとおりであると認識しました。</w:t>
-      </w:r>
-    </w:p>
-    <w:p/>
-    <w:p>
-      <w:r>
-        <w:rPr>
-          <w:rFonts w:hint="eastAsia"/>
-        </w:rPr>
-        <w:t>これを踏まえ、「各セッションのターゲット位置別反応時間を箱ひげ図にて示す。」という記述を削除し、重複を解消しました。</w:t>
-      </w:r>
-    </w:p>
-    <w:p>
-      <w:r>
-        <w:rPr>
-          <w:rFonts w:hint="eastAsia"/>
-        </w:rPr>
-        <w:t>（修正箇所：修正後原稿</w:t>
-      </w:r>
-      <w:r>
-        <w:t xml:space="preserve"> 8ページ 1行目 付近）</w:t>
-      </w:r>
-    </w:p>
-    <w:p/>
-    <w:p/>
-    <w:p>
-      <w:r>
-        <w:t>12)</w:t>
-      </w:r>
-    </w:p>
-    <w:p>
-      <w:r>
-        <w:rPr>
-          <w:rFonts w:hint="eastAsia"/>
-        </w:rPr>
-        <w:t>ご指摘ありがとうございます。「操作の正確性」という表現について、ご指摘のとおり、本研究では正確性そのものを評価指標としていないため不適切であると判断しました。</w:t>
-      </w:r>
-    </w:p>
-    <w:p/>
-    <w:p>
-      <w:r>
-        <w:rPr>
-          <w:rFonts w:hint="eastAsia"/>
-        </w:rPr>
-        <w:t>本稿では、査読コメント⑥への対応として、結果章と考察章の役割分担を整理し、解釈的</w:t>
-      </w:r>
-      <w:r>
-        <w:rPr>
-          <w:rFonts w:hint="eastAsia"/>
-        </w:rPr>
-        <w:lastRenderedPageBreak/>
-        <w:t>な記述を考察章へ移動しました。その過程において、当該箇所に含まれていた「操作の正確性を維持したまま」という表現は、本研究で直接評価していない内容を含んでいたため、削除する形で調整しました。</w:t>
-      </w:r>
-    </w:p>
-    <w:p>
-      <w:r>
-        <w:rPr>
-          <w:rFonts w:hint="eastAsia"/>
-        </w:rPr>
-        <w:t>（修正箇所：修正後原稿</w:t>
-      </w:r>
-      <w:r>
-        <w:t xml:space="preserve"> 3-4考察）</w:t>
-      </w:r>
-    </w:p>
-    <w:p/>
-    <w:p/>
-    <w:p>
-      <w:r>
-        <w:t>13)</w:t>
-      </w:r>
-    </w:p>
-    <w:p>
-      <w:r>
-        <w:rPr>
-          <w:rFonts w:hint="eastAsia"/>
-        </w:rPr>
-        <w:t>ご指摘ありがとうございます。</w:t>
-      </w:r>
-    </w:p>
-    <w:p>
-      <w:r>
-        <w:t>6ページ27～33行目における下方ターゲットでの改善傾向について、一部の被験者による極端なデータの影響である可能性をご懸念いただいた点について、追加の確認を行いました。</w:t>
-      </w:r>
-    </w:p>
-    <w:p/>
-    <w:p>
-      <w:r>
-        <w:rPr>
-          <w:rFonts w:hint="eastAsia"/>
-        </w:rPr>
-        <w:t>具体的には、下方ターゲットにおいて、各被験者ごとに仰臥位セッション</w:t>
-      </w:r>
-      <w:r>
-        <w:t>1回目と2回目の平均反応時間差を算出し、改善傾向が特定の被験者に依存していないかを検証しました。集計条件は、論文中の分析と同様に「仰臥位2セッション」「TrialNumber 昇順の先頭36試行」「下方ターゲット」に限定しています（被験者数：13名）。</w:t>
-      </w:r>
-    </w:p>
-    <w:p/>
-    <w:p>
-      <w:r>
-        <w:rPr>
-          <w:rFonts w:hint="eastAsia"/>
-        </w:rPr>
-        <w:t>その結果、平均差（</w:t>
-      </w:r>
-      <w:r>
-        <w:t xml:space="preserve">2回目 </w:t>
-      </w:r>
-      <w:r>
-        <w:rPr>
-          <w:rFonts w:hint="eastAsia"/>
-        </w:rPr>
-        <w:t>−</w:t>
-      </w:r>
-      <w:r>
-        <w:t xml:space="preserve"> 初回）は </w:t>
-      </w:r>
-      <w:r>
-        <w:rPr>
-          <w:rFonts w:hint="eastAsia"/>
-        </w:rPr>
-        <w:t>−</w:t>
-      </w:r>
-      <w:r>
-        <w:t>0.21 秒（約0.2秒の短縮）であり、複数の被験者において改善が確認されました。改善幅の大きい被験者は存在するものの、zスコア（|z| ≥ 2.5）および IQR に基づく外れ値判定では該当者は認められませんでした。</w:t>
-      </w:r>
-    </w:p>
-    <w:p/>
-    <w:p>
-      <w:r>
-        <w:rPr>
-          <w:rFonts w:hint="eastAsia"/>
-        </w:rPr>
-        <w:t>さらに、感度確認として、改善幅の大きい被験者を段階的に除外した場合でも、</w:t>
-      </w:r>
-    </w:p>
-    <w:p>
-      <w:r>
-        <w:t>1名除外時：</w:t>
-      </w:r>
-      <w:r>
-        <w:rPr>
-          <w:rFonts w:hint="eastAsia"/>
-        </w:rPr>
-        <w:t>−</w:t>
-      </w:r>
-      <w:r>
-        <w:t>0.16 秒</w:t>
-      </w:r>
-    </w:p>
-    <w:p>
-      <w:r>
-        <w:t>2名除外時：</w:t>
-      </w:r>
-      <w:r>
-        <w:rPr>
-          <w:rFonts w:hint="eastAsia"/>
-        </w:rPr>
-        <w:t>−</w:t>
-      </w:r>
-      <w:r>
-        <w:t>0.11 秒</w:t>
-      </w:r>
-    </w:p>
-    <w:p>
-      <w:r>
-        <w:t>3名除外時：</w:t>
-      </w:r>
-      <w:r>
-        <w:rPr>
-          <w:rFonts w:hint="eastAsia"/>
-        </w:rPr>
-        <w:t>−</w:t>
-      </w:r>
-      <w:r>
-        <w:t>0.06 秒</w:t>
-      </w:r>
-    </w:p>
-    <w:p>
-      <w:r>
-        <w:rPr>
-          <w:rFonts w:hint="eastAsia"/>
-        </w:rPr>
-        <w:t>と、平均差は縮小するものの符号は維持されており、特定の</w:t>
-      </w:r>
-      <w:r>
-        <w:t>1名の極端なデータによって生じた結果ではないことを確認しました。</w:t>
-      </w:r>
-    </w:p>
-    <w:p/>
-    <w:p>
-      <w:r>
-        <w:rPr>
-          <w:rFonts w:hint="eastAsia"/>
-        </w:rPr>
-        <w:t>以上より、本研究で示した下方ターゲットにおける改善傾向は、複数の被験者に共通して観察された変化が重なった結果であり、単独被験者由来の影響ではないと解釈することが妥当であると判断しました。</w:t>
-      </w:r>
-    </w:p>
-    <w:p>
-      <w:r>
-        <w:rPr>
-          <w:rFonts w:hint="eastAsia"/>
-        </w:rPr>
-        <w:t>なお、本確認は結果の頑健性を補足的に検証する目的で行ったものであり、論文本文中の記述は現行のままとしています。</w:t>
-      </w:r>
-    </w:p>
-    <w:p/>
-    <w:p/>
-    <w:p>
-      <w:r>
-        <w:t>14)</w:t>
-      </w:r>
-    </w:p>
-    <w:p>
-      <w:r>
-        <w:rPr>
-          <w:rFonts w:hint="eastAsia"/>
-        </w:rPr>
-        <w:lastRenderedPageBreak/>
-        <w:t>ご指摘ありがとうございます。</w:t>
-      </w:r>
-    </w:p>
-    <w:p>
-      <w:r>
-        <w:t>6ページ34行目以降の記述について、初回と2回目のデータをそれぞれ示す必要があるのではないかとのご指摘をいただきましたが、本点については実験デザインに関する認識の違いがあった可能性があると考えております。</w:t>
-      </w:r>
-    </w:p>
-    <w:p/>
-    <w:p>
-      <w:r>
-        <w:rPr>
-          <w:rFonts w:hint="eastAsia"/>
-        </w:rPr>
-        <w:t>本実験（実験</w:t>
-      </w:r>
-      <w:r>
-        <w:t>2）では、座位・半座位・仰臥位の各体位を2回ずつ繰り返す構成ではなく、仰臥位姿勢のみを対象として連続した2セッションを実施する設計としています。座位および半座位については、各1セッションのみの実施であり、初回・2回目という区別は設けていません。</w:t>
-      </w:r>
-    </w:p>
-    <w:p/>
-    <w:p>
-      <w:r>
-        <w:rPr>
-          <w:rFonts w:hint="eastAsia"/>
-        </w:rPr>
-        <w:t>そのため、初回と</w:t>
-      </w:r>
-      <w:r>
-        <w:t>2回目の比較を行っているのは仰臥位条件に限られており、該当箇所では仰臥位におけるセッション間比較の結果を示しています。本文中では、この点が明確に伝わるよう、実験2の方法および結果の記述を整理・明確化しました。</w:t>
-      </w:r>
-    </w:p>
-    <w:p>
-      <w:r>
-        <w:rPr>
-          <w:rFonts w:hint="eastAsia"/>
-        </w:rPr>
-        <w:t>（修正箇所：修正後原稿</w:t>
-      </w:r>
-      <w:r>
-        <w:t xml:space="preserve"> 3-2方法、3-3結果該当箇所）</w:t>
-      </w:r>
-    </w:p>
-    <w:p/>
-    <w:p/>
-    <w:p>
-      <w:r>
-        <w:t>15)</w:t>
-      </w:r>
-    </w:p>
-    <w:p>
-      <w:r>
-        <w:rPr>
-          <w:rFonts w:hint="eastAsia"/>
-        </w:rPr>
-        <w:t>ご指摘ありがとうございます。</w:t>
-      </w:r>
-    </w:p>
-    <w:p>
-      <w:r>
-        <w:t>7ページ1～5行目に記載されている頭部回転量指標について、方法で説明すべき事項である点、ならびに本指標が実験2のみで用いられている理由については、ご指摘のとおりであると認識しました。</w:t>
-      </w:r>
-    </w:p>
-    <w:p/>
-    <w:p>
-      <w:r>
-        <w:rPr>
-          <w:rFonts w:hint="eastAsia"/>
-        </w:rPr>
-        <w:t>まず、本指標に関する説明が結果章に含まれていた点については不適切であったため、実験</w:t>
-      </w:r>
-      <w:r>
-        <w:t>2の目的および方法の節へ移動・追記しました。</w:t>
-      </w:r>
-    </w:p>
-    <w:p/>
-    <w:p>
-      <w:r>
-        <w:rPr>
-          <w:rFonts w:hint="eastAsia"/>
-        </w:rPr>
-        <w:t>頭部回転量が実験</w:t>
-      </w:r>
-      <w:r>
-        <w:t>2のみで分析対象となっている理由は、実験1において計測データの信頼性に問題が生じたためです。</w:t>
-      </w:r>
-    </w:p>
-    <w:p>
-      <w:r>
-        <w:rPr>
-          <w:rFonts w:hint="eastAsia"/>
-        </w:rPr>
-        <w:t>実験</w:t>
-      </w:r>
-      <w:r>
-        <w:t>1では、HMD の頭部姿勢を Unity 上でオイラー角（Euler angles）として取得していましたが、半座位および仰臥位条件において、ジンバルロックと呼ばれる数学的特異点が発生し、特定の姿勢・角度で回転値が不連続に変化する、あるいは実際の頭部運動と乖離した数値が記録される現象が確認されました。</w:t>
-      </w:r>
-    </w:p>
-    <w:p/>
-    <w:p>
-      <w:r>
-        <w:rPr>
-          <w:rFonts w:hint="eastAsia"/>
-        </w:rPr>
-        <w:t>このような問題から、実験</w:t>
-      </w:r>
-      <w:r>
-        <w:t>1で取得された頭部回転量データについては、定量指標としての妥当性を確保できないと判断しました。そのため、実験2では頭部回転量を改めて取得・評価する方針とし、計測方法および分析対象を再整理した上で本指標を導入しています。</w:t>
-      </w:r>
-    </w:p>
-    <w:p/>
-    <w:p>
-      <w:r>
-        <w:rPr>
-          <w:rFonts w:hint="eastAsia"/>
-        </w:rPr>
-        <w:t>以上の理由から、頭部回転量指標は実験</w:t>
-      </w:r>
-      <w:r>
-        <w:t>2においてのみ導入されており、この点については実験2の目的および方法に明示的に追記しました。</w:t>
-      </w:r>
-    </w:p>
-    <w:p>
-      <w:r>
-        <w:rPr>
-          <w:rFonts w:hint="eastAsia"/>
-        </w:rPr>
-        <w:t>（修正箇所：修正後原稿</w:t>
-      </w:r>
-      <w:r>
-        <w:t xml:space="preserve"> 3-1目的 3-2方法 該当箇所）</w:t>
-      </w:r>
-    </w:p>
-    <w:p/>
-    <w:p/>
-    <w:p>
-      <w:r>
-        <w:t>16)</w:t>
-      </w:r>
-    </w:p>
-    <w:p>
-      <w:r>
-        <w:rPr>
-          <w:rFonts w:hint="eastAsia"/>
-        </w:rPr>
-        <w:t>ご指摘ありがとうございます。熱の蓄積に関する記述について、本研究の結果から直接的に言及できる内容ではないという点について、ご指摘のとおりであると認識しました。</w:t>
-      </w:r>
-    </w:p>
-    <w:p/>
-    <w:p>
-      <w:r>
-        <w:rPr>
-          <w:rFonts w:hint="eastAsia"/>
-        </w:rPr>
-        <w:t>本研究では、温熱環境や熱蓄積に関する直接的な計測・検証は行っていません。</w:t>
-      </w:r>
-    </w:p>
-    <w:p>
-      <w:r>
-        <w:rPr>
-          <w:rFonts w:hint="eastAsia"/>
-        </w:rPr>
-        <w:t>そのため、当該記述が結果の解釈として読まれないよう、本研究の知見に基づく結論ではなく、仰臥位での</w:t>
-      </w:r>
-      <w:r>
-        <w:t xml:space="preserve"> VR 利用において今後検証すべき配慮事項として位置づけを明確化しました。</w:t>
-      </w:r>
-    </w:p>
-    <w:p/>
-    <w:p>
-      <w:r>
-        <w:rPr>
-          <w:rFonts w:hint="eastAsia"/>
-        </w:rPr>
-        <w:t>具体的には、</w:t>
-      </w:r>
-      <w:r>
-        <w:t>ISO/TR 9241-380:2022 において、44 ℃における 3 時間以上の熱蓄積が不快感や危険性を伴う可能性が指摘されている点を引用した上で、臥位姿勢での長時間利用においては、座位や立位とは異なる温熱環境がユーザーの快適性や安全性に影響を及ぼす可能性があること、およびこれらの点については本研究では直接的な計測や検証を行っていないことを明示しました。</w:t>
-      </w:r>
-    </w:p>
-    <w:p/>
-    <w:p>
-      <w:r>
-        <w:rPr>
-          <w:rFonts w:hint="eastAsia"/>
-        </w:rPr>
-        <w:t>以上の修正により、当該記述が本研究の結果を超えた断定とならないよう整理しました。</w:t>
-      </w:r>
-    </w:p>
-    <w:p>
-      <w:r>
-        <w:rPr>
-          <w:rFonts w:hint="eastAsia"/>
-        </w:rPr>
-        <w:t>（修正箇所：修正後</w:t>
-      </w:r>
-      <w:r>
-        <w:t xml:space="preserve"> 10ページ 8-14行目）</w:t>
-      </w:r>
-    </w:p>
-    <w:p/>
-    <w:p/>
-    <w:p>
-      <w:r>
-        <w:t>17)</w:t>
-      </w:r>
-    </w:p>
-    <w:p>
-      <w:r>
-        <w:rPr>
-          <w:rFonts w:hint="eastAsia"/>
-        </w:rPr>
-        <w:t>ご指摘ありがとうございます。</w:t>
-      </w:r>
-    </w:p>
-    <w:p>
-      <w:r>
-        <w:rPr>
-          <w:rFonts w:hint="eastAsia"/>
-        </w:rPr>
-        <w:t>表の線の引き方について、</w:t>
-      </w:r>
-      <w:r>
-        <w:t>American Psychological Association（APA）の表記規則に準拠するよう修正しました。</w:t>
-      </w:r>
-    </w:p>
-    <w:p>
-      <w:r>
-        <w:rPr>
-          <w:rFonts w:hint="eastAsia"/>
-        </w:rPr>
-        <w:t>あわせて、図</w:t>
-      </w:r>
-      <w:r>
-        <w:t>2の内部に含まれていた表についても、同様に APA 形式に基づく表記へ統一しました。</w:t>
-      </w:r>
-    </w:p>
-    <w:p>
-      <w:r>
-        <w:rPr>
-          <w:rFonts w:hint="eastAsia"/>
-        </w:rPr>
-        <w:t>（修正箇所：修正後原稿</w:t>
-      </w:r>
-      <w:r>
-        <w:t xml:space="preserve"> 表1・表2・表３ および 図2）</w:t>
-      </w:r>
-    </w:p>
-    <w:p/>
-    <w:p/>
-    <w:p/>
-    <w:p>
-      <w:r>
-        <w:t>18)</w:t>
-      </w:r>
-    </w:p>
-    <w:p>
-      <w:r>
-        <w:rPr>
-          <w:rFonts w:hint="eastAsia"/>
-        </w:rPr>
-        <w:lastRenderedPageBreak/>
-        <w:t>ご指摘ありがとうございます。</w:t>
-      </w:r>
-    </w:p>
-    <w:p>
-      <w:r>
-        <w:rPr>
-          <w:rFonts w:hint="eastAsia"/>
-        </w:rPr>
-        <w:t>ご指摘のとおり、「実験条件」という表記には独立変数を記載すべきであり、初稿ではそれ以外の情報も含まれていました。</w:t>
-      </w:r>
-    </w:p>
-    <w:p/>
-    <w:p>
-      <w:r>
-        <w:rPr>
-          <w:rFonts w:hint="eastAsia"/>
-        </w:rPr>
-        <w:t>これを踏まえ、表を「実験条件」と「実験設定および評価指標」に分離し、それぞれの内容が明確に区別されるよう修正しました。</w:t>
-      </w:r>
-    </w:p>
-    <w:p>
-      <w:r>
-        <w:rPr>
-          <w:rFonts w:hint="eastAsia"/>
-        </w:rPr>
         <w:t>（修正箇所：修正後原稿</w:t>
       </w:r>
       <w:r>
@@ -2201,7 +2481,6 @@
     <w:p>
       <w:pPr>
         <w:rPr>
-          <w:rFonts w:hint="eastAsia"/>
           <w:b/>
           <w:bCs/>
           <w:sz w:val="28"/>
@@ -2276,19 +2555,43 @@
         <w:rPr>
           <w:rFonts w:hint="eastAsia"/>
         </w:rPr>
-        <w:t>被験者の視覚条件（裸眼、コンタクトレンズ、眼鏡着用）についての記載が不足していた点について、ご指摘のとおりであると認識しました。</w:t>
-      </w:r>
-    </w:p>
-    <w:p/>
-    <w:p>
-      <w:r>
-        <w:rPr>
-          <w:rFonts w:hint="eastAsia"/>
-        </w:rPr>
-        <w:t>本研究では、被験者の視覚条件について裸眼・コンタクトレンズ・眼鏡着用の別を設けず、</w:t>
-      </w:r>
-      <w:r>
-        <w:t>VR 実験システム内の UI が十分に視認可能であることを参加条件として実験を実施しました。日常生活において眼鏡を使用している被験者については、眼鏡を装着したまま実験を行っています。</w:t>
+        <w:t>参加者</w:t>
+      </w:r>
+      <w:r>
+        <w:rPr>
+          <w:rFonts w:hint="eastAsia"/>
+        </w:rPr>
+        <w:t>の視覚条件（裸眼、コンタクトレンズ、眼鏡着用）についての記載が不足していた点について、ご指摘のとおりであると認識しました。</w:t>
+      </w:r>
+    </w:p>
+    <w:p/>
+    <w:p>
+      <w:r>
+        <w:rPr>
+          <w:rFonts w:hint="eastAsia"/>
+        </w:rPr>
+        <w:t>本研究では、</w:t>
+      </w:r>
+      <w:r>
+        <w:rPr>
+          <w:rFonts w:hint="eastAsia"/>
+        </w:rPr>
+        <w:t>参加者</w:t>
+      </w:r>
+      <w:r>
+        <w:rPr>
+          <w:rFonts w:hint="eastAsia"/>
+        </w:rPr>
+        <w:t>の視覚条件について裸眼・コンタクトレンズ・眼鏡着用の別を設けず、</w:t>
+      </w:r>
+      <w:r>
+        <w:t>VR 実験システム内の UI が十分に視認可能であることを参加条件として実験を実施しました。日常生活において眼鏡を使用している</w:t>
+      </w:r>
+      <w:r>
+        <w:t>参加者</w:t>
+      </w:r>
+      <w:r>
+        <w:t>については、眼鏡を装着したまま実験を行っています。</w:t>
       </w:r>
     </w:p>
     <w:p/>
@@ -2300,15 +2603,16 @@
         <w:t>なお、実験２については、「実験の基本構成は前章の実験</w:t>
       </w:r>
       <w:r>
-        <w:t>1に準拠し」という既存の記述により、被験者条件が実験1と同一であることを示しているため、同内容の重複記載は行っていません。</w:t>
-      </w:r>
-    </w:p>
-    <w:p>
-      <w:pPr>
-        <w:rPr>
-          <w:rFonts w:hint="eastAsia"/>
-        </w:rPr>
-      </w:pPr>
+        <w:t>1に準拠し」という既存の記述により、</w:t>
+      </w:r>
+      <w:r>
+        <w:t>参加者</w:t>
+      </w:r>
+      <w:r>
+        <w:t>条件が実験1と同一であることを示しているため、同内容の重複記載は行っていません。</w:t>
+      </w:r>
+    </w:p>
+    <w:p>
       <w:r>
         <w:rPr>
           <w:rFonts w:hint="eastAsia"/>
@@ -2335,13 +2639,7 @@
       </w:r>
     </w:p>
     <w:p/>
-    <w:p>
-      <w:pPr>
-        <w:rPr>
-          <w:rFonts w:hint="eastAsia"/>
-        </w:rPr>
-      </w:pPr>
-    </w:p>
+    <w:p/>
     <w:p>
       <w:r>
         <w:t>2)</w:t>
@@ -2546,7 +2844,13 @@
         <w:t>実験で用いた</w:t>
       </w:r>
       <w:r>
-        <w:t xml:space="preserve"> VR 空間およびターゲット配置、ならびに被験者の視点と操作内容が分かる図の提示について、ご提案のとおりであると認識しました。</w:t>
+        <w:t xml:space="preserve"> VR 空間およびターゲット配置、ならびに</w:t>
+      </w:r>
+      <w:r>
+        <w:t>参加者</w:t>
+      </w:r>
+      <w:r>
+        <w:t>の視点と操作内容が分かる図の提示について、ご提案のとおりであると認識しました。</w:t>
       </w:r>
     </w:p>
     <w:p/>
@@ -2569,16 +2873,34 @@
         <w:t>本実験では、ターゲットはランダムな順序で</w:t>
       </w:r>
       <w:r>
-        <w:t>1つずつ出現する形式であり、被験者が全ターゲットを同時に視認することはありません。そのため、単純なスクリーンショットをそのまま提示すると、黒背景の VR 空間内に赤い球体が表示されるのみとなり、実験手順や操作内容が十分に伝わらない可能性があると判断しました。</w:t>
-      </w:r>
-    </w:p>
-    <w:p/>
-    <w:p>
-      <w:r>
-        <w:rPr>
-          <w:rFonts w:hint="eastAsia"/>
-        </w:rPr>
-        <w:t>そこで、被験者がどのような視点でターゲットを確認し、右手コントローラを用いてどのようにポインティングおよびクリック操作を行うかが分かるよう、タスク手順を明示した図を作成・添付しました。この図では、</w:t>
+        <w:t>1つずつ出現する形式であり、</w:t>
+      </w:r>
+      <w:r>
+        <w:t>参加者</w:t>
+      </w:r>
+      <w:r>
+        <w:t>が全ターゲットを同時に視認することはありません。そのため、単純なスクリーンショットをそのまま提示すると、黒背景の VR 空間内に赤い球体が表示されるのみとなり、実験手順や操作内容が十分に伝わらない可能性があると判断しました。</w:t>
+      </w:r>
+    </w:p>
+    <w:p/>
+    <w:p>
+      <w:r>
+        <w:rPr>
+          <w:rFonts w:hint="eastAsia"/>
+        </w:rPr>
+        <w:t>そこで、</w:t>
+      </w:r>
+      <w:r>
+        <w:rPr>
+          <w:rFonts w:hint="eastAsia"/>
+        </w:rPr>
+        <w:t>参加者</w:t>
+      </w:r>
+      <w:r>
+        <w:rPr>
+          <w:rFonts w:hint="eastAsia"/>
+        </w:rPr>
+        <w:t>がどのような視点でターゲットを確認し、右手コントローラを用いてどのようにポインティングおよびクリック操作を行うかが分かるよう、タスク手順を明示した図を作成・添付しました。この図では、</w:t>
       </w:r>
       <w:r>
         <w:t>VR 空間内に表示される赤い球体ターゲットと、右手コントローラから表示されるカーソルによる操作の流れを示しています。</w:t>
@@ -2720,7 +3042,6 @@
       <w:pPr>
         <w:jc w:val="center"/>
         <w:rPr>
-          <w:rFonts w:hint="eastAsia"/>
           <w:b/>
           <w:bCs/>
           <w:sz w:val="28"/>
@@ -3277,14 +3598,19 @@
       </w:r>
     </w:p>
     <w:p>
+      <w:r>
+        <w:t>7.      本論文で報告されている結果は興味深いものの、現時点では条件や検討範囲が限定的であり、汎用的な「ガイドライン」と位置づけるにはやや未成熟であると感じられます。本論文の結果に基づく暫定的な検討事項、あるいは設計上の示唆（design implications）として整理する方が、研究の位置づけとして適切ではないでしょうか。「ガイドライン」という用語を用いる場合には、提案の適用範囲および限界条件を明確に示すことを求めます。</w:t>
+      </w:r>
+    </w:p>
+    <w:p>
       <w:pPr>
         <w:rPr>
           <w:rFonts w:hint="eastAsia"/>
+          <w:b/>
+          <w:bCs/>
+          <w:szCs w:val="21"/>
         </w:rPr>
       </w:pPr>
-      <w:r>
-        <w:t>7.      本論文で報告されている結果は興味深いものの、現時点では条件や検討範囲が限定的であり、汎用的な「ガイドライン」と位置づけるにはやや未成熟であると感じられます。本論文の結果に基づく暫定的な検討事項、あるいは設計上の示唆（design implications）として整理する方が、研究の位置づけとして適切ではないでしょうか。「ガイドライン」という用語を用いる場合には、提案の適用範囲および限界条件を明確に示すことを求めます。</w:t>
-      </w:r>
     </w:p>
     <w:sectPr>
       <w:pgSz w:w="11906" w:h="16838"/>
